--- a/AWS/Phase 1.docx
+++ b/AWS/Phase 1.docx
@@ -4,17 +4,32 @@
   <w:body>
     <w:p>
       <w:pPr>
-        <w:rPr>
-          <w:b/>
-          <w:bCs/>
-        </w:rPr>
-      </w:pPr>
-    </w:p>
-    <w:p>
-      <w:pPr>
-        <w:rPr>
-          <w:b/>
-          <w:bCs/>
+        <w:jc w:val="center"/>
+        <w:rPr>
+          <w:b/>
+          <w:bCs/>
+          <w:sz w:val="44"/>
+          <w:szCs w:val="44"/>
+        </w:rPr>
+      </w:pPr>
+      <w:r>
+        <w:rPr>
+          <w:b/>
+          <w:bCs/>
+          <w:sz w:val="44"/>
+          <w:szCs w:val="44"/>
+        </w:rPr>
+        <w:t>AWS Elastic Block Store</w:t>
+      </w:r>
+    </w:p>
+    <w:p>
+      <w:pPr>
+        <w:jc w:val="center"/>
+        <w:rPr>
+          <w:b/>
+          <w:bCs/>
+          <w:sz w:val="44"/>
+          <w:szCs w:val="44"/>
         </w:rPr>
       </w:pPr>
     </w:p>
@@ -408,8 +423,8 @@
     </w:p>
     <w:p>
       <w:r>
-        <w:pict w14:anchorId="743B86E0">
-          <v:rect id="_x0000_i1043" style="width:0;height:1.5pt" o:hralign="center" o:hrstd="t" o:hr="t" fillcolor="#a0a0a0" stroked="f"/>
+        <w:pict w14:anchorId="7858E942">
+          <v:rect id="_x0000_i1025" style="width:0;height:1.5pt" o:hralign="center" o:hrstd="t" o:hr="t" fillcolor="#a0a0a0" stroked="f"/>
         </w:pict>
       </w:r>
     </w:p>
@@ -478,13 +493,13 @@
     </w:p>
     <w:p>
       <w:r>
+        <w:lastRenderedPageBreak/>
         <w:t># 1. Install the generic NFS client utility</w:t>
       </w:r>
     </w:p>
     <w:p>
       <w:proofErr w:type="spellStart"/>
       <w:r>
-        <w:lastRenderedPageBreak/>
         <w:t>sudo</w:t>
       </w:r>
       <w:proofErr w:type="spellEnd"/>
@@ -572,10 +587,7 @@
     </w:p>
     <w:p>
       <w:r>
-        <w:t>B</w:t>
-      </w:r>
-      <w:r>
-        <w:t>ash</w:t>
+        <w:t>Bash</w:t>
       </w:r>
     </w:p>
     <w:p>
@@ -585,47 +597,7 @@
       </w:r>
       <w:proofErr w:type="spellEnd"/>
       <w:r>
-        <w:t xml:space="preserve"> mount -t nfs4 -o nfsvers=4.</w:t>
-      </w:r>
-      <w:proofErr w:type="gramStart"/>
-      <w:r>
-        <w:t>1,rsize</w:t>
-      </w:r>
-      <w:proofErr w:type="gramEnd"/>
-      <w:r>
-        <w:t>=</w:t>
-      </w:r>
-      <w:proofErr w:type="gramStart"/>
-      <w:r>
-        <w:t>1048576,wsize</w:t>
-      </w:r>
-      <w:proofErr w:type="gramEnd"/>
-      <w:r>
-        <w:t>=</w:t>
-      </w:r>
-      <w:proofErr w:type="gramStart"/>
-      <w:r>
-        <w:t>1048576,hard</w:t>
-      </w:r>
-      <w:proofErr w:type="gramEnd"/>
-      <w:r>
-        <w:t>,timeo=</w:t>
-      </w:r>
-      <w:proofErr w:type="gramStart"/>
-      <w:r>
-        <w:t>600,retrans</w:t>
-      </w:r>
-      <w:proofErr w:type="gramEnd"/>
-      <w:r>
-        <w:t>=</w:t>
-      </w:r>
-      <w:proofErr w:type="gramStart"/>
-      <w:r>
-        <w:t>2,noresvport</w:t>
-      </w:r>
-      <w:proofErr w:type="gramEnd"/>
-      <w:r>
-        <w:t xml:space="preserve"> ://amazonaws.com:/ /</w:t>
+        <w:t xml:space="preserve"> mount -t nfs4 -o nfsvers=4.1,rsize=1048576,wsize=1048576,hard,timeo=600,retrans=2,noresvport ://amazonaws.com:/ /</w:t>
       </w:r>
       <w:proofErr w:type="spellStart"/>
       <w:r>
@@ -710,8 +682,8 @@
     </w:p>
     <w:p>
       <w:r>
-        <w:pict w14:anchorId="2AB22401">
-          <v:rect id="_x0000_i1044" style="width:0;height:1.5pt" o:hralign="center" o:hrstd="t" o:hr="t" fillcolor="#a0a0a0" stroked="f"/>
+        <w:pict w14:anchorId="2B5B7D69">
+          <v:rect id="_x0000_i1026" style="width:0;height:1.5pt" o:hralign="center" o:hrstd="t" o:hr="t" fillcolor="#a0a0a0" stroked="f"/>
         </w:pict>
       </w:r>
     </w:p>
@@ -827,12 +799,12 @@
     </w:p>
     <w:p>
       <w:r>
+        <w:lastRenderedPageBreak/>
         <w:t>cat confirmation.txt</w:t>
       </w:r>
     </w:p>
     <w:p>
       <w:r>
-        <w:lastRenderedPageBreak/>
         <w:t>Use code with caution.</w:t>
       </w:r>
     </w:p>
@@ -852,8 +824,8 @@
     </w:p>
     <w:p>
       <w:r>
-        <w:pict w14:anchorId="0F1C121C">
-          <v:rect id="_x0000_i1045" style="width:0;height:1.5pt" o:hralign="center" o:hrstd="t" o:hr="t" fillcolor="#a0a0a0" stroked="f"/>
+        <w:pict w14:anchorId="49EB0705">
+          <v:rect id="_x0000_i1027" style="width:0;height:1.5pt" o:hralign="center" o:hrstd="t" o:hr="t" fillcolor="#a0a0a0" stroked="f"/>
         </w:pict>
       </w:r>
     </w:p>
@@ -1009,7 +981,7 @@
   <w:endnote w:type="separator" w:id="-1">
     <w:p>
       <w:pPr>
-        <w:spacing w:after="0" w:line="240" w:lineRule="auto"/>
+        <w:spacing w:line="240" w:lineRule="auto"/>
       </w:pPr>
       <w:r>
         <w:separator/>
@@ -1019,7 +991,7 @@
   <w:endnote w:type="continuationSeparator" w:id="0">
     <w:p>
       <w:pPr>
-        <w:spacing w:after="0" w:line="240" w:lineRule="auto"/>
+        <w:spacing w:line="240" w:lineRule="auto"/>
       </w:pPr>
       <w:r>
         <w:continuationSeparator/>
@@ -1034,7 +1006,7 @@
   <w:footnote w:type="separator" w:id="-1">
     <w:p>
       <w:pPr>
-        <w:spacing w:after="0" w:line="240" w:lineRule="auto"/>
+        <w:spacing w:after="0"/>
       </w:pPr>
       <w:r>
         <w:separator/>
@@ -1044,7 +1016,7 @@
   <w:footnote w:type="continuationSeparator" w:id="0">
     <w:p>
       <w:pPr>
-        <w:spacing w:after="0" w:line="240" w:lineRule="auto"/>
+        <w:spacing w:after="0"/>
       </w:pPr>
       <w:r>
         <w:continuationSeparator/>
@@ -1059,7 +1031,7 @@
   <w:abstractNum w:abstractNumId="0" w15:restartNumberingAfterBreak="0">
     <w:nsid w:val="52CF063B"/>
     <w:multiLevelType w:val="multilevel"/>
-    <w:tmpl w:val="73064792"/>
+    <w:tmpl w:val="52CF063B"/>
     <w:lvl w:ilvl="0">
       <w:start w:val="1"/>
       <w:numFmt w:val="decimal"/>
@@ -1067,7 +1039,7 @@
       <w:lvlJc w:val="left"/>
       <w:pPr>
         <w:tabs>
-          <w:tab w:val="num" w:pos="720"/>
+          <w:tab w:val="left" w:pos="720"/>
         </w:tabs>
         <w:ind w:left="720" w:hanging="360"/>
       </w:pPr>
@@ -1079,7 +1051,7 @@
       <w:lvlJc w:val="left"/>
       <w:pPr>
         <w:tabs>
-          <w:tab w:val="num" w:pos="1440"/>
+          <w:tab w:val="left" w:pos="1440"/>
         </w:tabs>
         <w:ind w:left="1440" w:hanging="360"/>
       </w:pPr>
@@ -1088,86 +1060,86 @@
         <w:sz w:val="20"/>
       </w:rPr>
     </w:lvl>
-    <w:lvl w:ilvl="2" w:tentative="1">
+    <w:lvl w:ilvl="2">
       <w:start w:val="1"/>
       <w:numFmt w:val="decimal"/>
       <w:lvlText w:val="%3."/>
       <w:lvlJc w:val="left"/>
       <w:pPr>
         <w:tabs>
-          <w:tab w:val="num" w:pos="2160"/>
+          <w:tab w:val="left" w:pos="2160"/>
         </w:tabs>
         <w:ind w:left="2160" w:hanging="360"/>
       </w:pPr>
     </w:lvl>
-    <w:lvl w:ilvl="3" w:tentative="1">
+    <w:lvl w:ilvl="3">
       <w:start w:val="1"/>
       <w:numFmt w:val="decimal"/>
       <w:lvlText w:val="%4."/>
       <w:lvlJc w:val="left"/>
       <w:pPr>
         <w:tabs>
-          <w:tab w:val="num" w:pos="2880"/>
+          <w:tab w:val="left" w:pos="2880"/>
         </w:tabs>
         <w:ind w:left="2880" w:hanging="360"/>
       </w:pPr>
     </w:lvl>
-    <w:lvl w:ilvl="4" w:tentative="1">
+    <w:lvl w:ilvl="4">
       <w:start w:val="1"/>
       <w:numFmt w:val="decimal"/>
       <w:lvlText w:val="%5."/>
       <w:lvlJc w:val="left"/>
       <w:pPr>
         <w:tabs>
-          <w:tab w:val="num" w:pos="3600"/>
+          <w:tab w:val="left" w:pos="3600"/>
         </w:tabs>
         <w:ind w:left="3600" w:hanging="360"/>
       </w:pPr>
     </w:lvl>
-    <w:lvl w:ilvl="5" w:tentative="1">
+    <w:lvl w:ilvl="5">
       <w:start w:val="1"/>
       <w:numFmt w:val="decimal"/>
       <w:lvlText w:val="%6."/>
       <w:lvlJc w:val="left"/>
       <w:pPr>
         <w:tabs>
-          <w:tab w:val="num" w:pos="4320"/>
+          <w:tab w:val="left" w:pos="4320"/>
         </w:tabs>
         <w:ind w:left="4320" w:hanging="360"/>
       </w:pPr>
     </w:lvl>
-    <w:lvl w:ilvl="6" w:tentative="1">
+    <w:lvl w:ilvl="6">
       <w:start w:val="1"/>
       <w:numFmt w:val="decimal"/>
       <w:lvlText w:val="%7."/>
       <w:lvlJc w:val="left"/>
       <w:pPr>
         <w:tabs>
-          <w:tab w:val="num" w:pos="5040"/>
+          <w:tab w:val="left" w:pos="5040"/>
         </w:tabs>
         <w:ind w:left="5040" w:hanging="360"/>
       </w:pPr>
     </w:lvl>
-    <w:lvl w:ilvl="7" w:tentative="1">
+    <w:lvl w:ilvl="7">
       <w:start w:val="1"/>
       <w:numFmt w:val="decimal"/>
       <w:lvlText w:val="%8."/>
       <w:lvlJc w:val="left"/>
       <w:pPr>
         <w:tabs>
-          <w:tab w:val="num" w:pos="5760"/>
+          <w:tab w:val="left" w:pos="5760"/>
         </w:tabs>
         <w:ind w:left="5760" w:hanging="360"/>
       </w:pPr>
     </w:lvl>
-    <w:lvl w:ilvl="8" w:tentative="1">
+    <w:lvl w:ilvl="8">
       <w:start w:val="1"/>
       <w:numFmt w:val="decimal"/>
       <w:lvlText w:val="%9."/>
       <w:lvlJc w:val="left"/>
       <w:pPr>
         <w:tabs>
-          <w:tab w:val="num" w:pos="6480"/>
+          <w:tab w:val="left" w:pos="6480"/>
         </w:tabs>
         <w:ind w:left="6480" w:hanging="360"/>
       </w:pPr>
@@ -1176,7 +1148,7 @@
   <w:abstractNum w:abstractNumId="1" w15:restartNumberingAfterBreak="0">
     <w:nsid w:val="76B66451"/>
     <w:multiLevelType w:val="multilevel"/>
-    <w:tmpl w:val="89562C26"/>
+    <w:tmpl w:val="76B66451"/>
     <w:lvl w:ilvl="0">
       <w:start w:val="1"/>
       <w:numFmt w:val="decimal"/>
@@ -1184,7 +1156,7 @@
       <w:lvlJc w:val="left"/>
       <w:pPr>
         <w:tabs>
-          <w:tab w:val="num" w:pos="720"/>
+          <w:tab w:val="left" w:pos="720"/>
         </w:tabs>
         <w:ind w:left="720" w:hanging="360"/>
       </w:pPr>
@@ -1196,7 +1168,7 @@
       <w:lvlJc w:val="left"/>
       <w:pPr>
         <w:tabs>
-          <w:tab w:val="num" w:pos="1440"/>
+          <w:tab w:val="left" w:pos="1440"/>
         </w:tabs>
         <w:ind w:left="1440" w:hanging="360"/>
       </w:pPr>
@@ -1205,86 +1177,86 @@
         <w:sz w:val="20"/>
       </w:rPr>
     </w:lvl>
-    <w:lvl w:ilvl="2" w:tentative="1">
+    <w:lvl w:ilvl="2">
       <w:start w:val="1"/>
       <w:numFmt w:val="decimal"/>
       <w:lvlText w:val="%3."/>
       <w:lvlJc w:val="left"/>
       <w:pPr>
         <w:tabs>
-          <w:tab w:val="num" w:pos="2160"/>
+          <w:tab w:val="left" w:pos="2160"/>
         </w:tabs>
         <w:ind w:left="2160" w:hanging="360"/>
       </w:pPr>
     </w:lvl>
-    <w:lvl w:ilvl="3" w:tentative="1">
+    <w:lvl w:ilvl="3">
       <w:start w:val="1"/>
       <w:numFmt w:val="decimal"/>
       <w:lvlText w:val="%4."/>
       <w:lvlJc w:val="left"/>
       <w:pPr>
         <w:tabs>
-          <w:tab w:val="num" w:pos="2880"/>
+          <w:tab w:val="left" w:pos="2880"/>
         </w:tabs>
         <w:ind w:left="2880" w:hanging="360"/>
       </w:pPr>
     </w:lvl>
-    <w:lvl w:ilvl="4" w:tentative="1">
+    <w:lvl w:ilvl="4">
       <w:start w:val="1"/>
       <w:numFmt w:val="decimal"/>
       <w:lvlText w:val="%5."/>
       <w:lvlJc w:val="left"/>
       <w:pPr>
         <w:tabs>
-          <w:tab w:val="num" w:pos="3600"/>
+          <w:tab w:val="left" w:pos="3600"/>
         </w:tabs>
         <w:ind w:left="3600" w:hanging="360"/>
       </w:pPr>
     </w:lvl>
-    <w:lvl w:ilvl="5" w:tentative="1">
+    <w:lvl w:ilvl="5">
       <w:start w:val="1"/>
       <w:numFmt w:val="decimal"/>
       <w:lvlText w:val="%6."/>
       <w:lvlJc w:val="left"/>
       <w:pPr>
         <w:tabs>
-          <w:tab w:val="num" w:pos="4320"/>
+          <w:tab w:val="left" w:pos="4320"/>
         </w:tabs>
         <w:ind w:left="4320" w:hanging="360"/>
       </w:pPr>
     </w:lvl>
-    <w:lvl w:ilvl="6" w:tentative="1">
+    <w:lvl w:ilvl="6">
       <w:start w:val="1"/>
       <w:numFmt w:val="decimal"/>
       <w:lvlText w:val="%7."/>
       <w:lvlJc w:val="left"/>
       <w:pPr>
         <w:tabs>
-          <w:tab w:val="num" w:pos="5040"/>
+          <w:tab w:val="left" w:pos="5040"/>
         </w:tabs>
         <w:ind w:left="5040" w:hanging="360"/>
       </w:pPr>
     </w:lvl>
-    <w:lvl w:ilvl="7" w:tentative="1">
+    <w:lvl w:ilvl="7">
       <w:start w:val="1"/>
       <w:numFmt w:val="decimal"/>
       <w:lvlText w:val="%8."/>
       <w:lvlJc w:val="left"/>
       <w:pPr>
         <w:tabs>
-          <w:tab w:val="num" w:pos="5760"/>
+          <w:tab w:val="left" w:pos="5760"/>
         </w:tabs>
         <w:ind w:left="5760" w:hanging="360"/>
       </w:pPr>
     </w:lvl>
-    <w:lvl w:ilvl="8" w:tentative="1">
+    <w:lvl w:ilvl="8">
       <w:start w:val="1"/>
       <w:numFmt w:val="decimal"/>
       <w:lvlText w:val="%9."/>
       <w:lvlJc w:val="left"/>
       <w:pPr>
         <w:tabs>
-          <w:tab w:val="num" w:pos="6480"/>
+          <w:tab w:val="left" w:pos="6480"/>
         </w:tabs>
         <w:ind w:left="6480" w:hanging="360"/>
       </w:pPr>
@@ -1293,7 +1265,7 @@
   <w:abstractNum w:abstractNumId="2" w15:restartNumberingAfterBreak="0">
     <w:nsid w:val="78884E91"/>
     <w:multiLevelType w:val="multilevel"/>
-    <w:tmpl w:val="8CEA6688"/>
+    <w:tmpl w:val="78884E91"/>
     <w:lvl w:ilvl="0">
       <w:start w:val="1"/>
       <w:numFmt w:val="decimal"/>
@@ -1301,115 +1273,115 @@
       <w:lvlJc w:val="left"/>
       <w:pPr>
         <w:tabs>
-          <w:tab w:val="num" w:pos="720"/>
+          <w:tab w:val="left" w:pos="720"/>
         </w:tabs>
         <w:ind w:left="720" w:hanging="360"/>
       </w:pPr>
     </w:lvl>
-    <w:lvl w:ilvl="1" w:tentative="1">
+    <w:lvl w:ilvl="1">
       <w:start w:val="1"/>
       <w:numFmt w:val="decimal"/>
       <w:lvlText w:val="%2."/>
       <w:lvlJc w:val="left"/>
       <w:pPr>
         <w:tabs>
-          <w:tab w:val="num" w:pos="1440"/>
+          <w:tab w:val="left" w:pos="1440"/>
         </w:tabs>
         <w:ind w:left="1440" w:hanging="360"/>
       </w:pPr>
     </w:lvl>
-    <w:lvl w:ilvl="2" w:tentative="1">
+    <w:lvl w:ilvl="2">
       <w:start w:val="1"/>
       <w:numFmt w:val="decimal"/>
       <w:lvlText w:val="%3."/>
       <w:lvlJc w:val="left"/>
       <w:pPr>
         <w:tabs>
-          <w:tab w:val="num" w:pos="2160"/>
+          <w:tab w:val="left" w:pos="2160"/>
         </w:tabs>
         <w:ind w:left="2160" w:hanging="360"/>
       </w:pPr>
     </w:lvl>
-    <w:lvl w:ilvl="3" w:tentative="1">
+    <w:lvl w:ilvl="3">
       <w:start w:val="1"/>
       <w:numFmt w:val="decimal"/>
       <w:lvlText w:val="%4."/>
       <w:lvlJc w:val="left"/>
       <w:pPr>
         <w:tabs>
-          <w:tab w:val="num" w:pos="2880"/>
+          <w:tab w:val="left" w:pos="2880"/>
         </w:tabs>
         <w:ind w:left="2880" w:hanging="360"/>
       </w:pPr>
     </w:lvl>
-    <w:lvl w:ilvl="4" w:tentative="1">
+    <w:lvl w:ilvl="4">
       <w:start w:val="1"/>
       <w:numFmt w:val="decimal"/>
       <w:lvlText w:val="%5."/>
       <w:lvlJc w:val="left"/>
       <w:pPr>
         <w:tabs>
-          <w:tab w:val="num" w:pos="3600"/>
+          <w:tab w:val="left" w:pos="3600"/>
         </w:tabs>
         <w:ind w:left="3600" w:hanging="360"/>
       </w:pPr>
     </w:lvl>
-    <w:lvl w:ilvl="5" w:tentative="1">
+    <w:lvl w:ilvl="5">
       <w:start w:val="1"/>
       <w:numFmt w:val="decimal"/>
       <w:lvlText w:val="%6."/>
       <w:lvlJc w:val="left"/>
       <w:pPr>
         <w:tabs>
-          <w:tab w:val="num" w:pos="4320"/>
+          <w:tab w:val="left" w:pos="4320"/>
         </w:tabs>
         <w:ind w:left="4320" w:hanging="360"/>
       </w:pPr>
     </w:lvl>
-    <w:lvl w:ilvl="6" w:tentative="1">
+    <w:lvl w:ilvl="6">
       <w:start w:val="1"/>
       <w:numFmt w:val="decimal"/>
       <w:lvlText w:val="%7."/>
       <w:lvlJc w:val="left"/>
       <w:pPr>
         <w:tabs>
-          <w:tab w:val="num" w:pos="5040"/>
+          <w:tab w:val="left" w:pos="5040"/>
         </w:tabs>
         <w:ind w:left="5040" w:hanging="360"/>
       </w:pPr>
     </w:lvl>
-    <w:lvl w:ilvl="7" w:tentative="1">
+    <w:lvl w:ilvl="7">
       <w:start w:val="1"/>
       <w:numFmt w:val="decimal"/>
       <w:lvlText w:val="%8."/>
       <w:lvlJc w:val="left"/>
       <w:pPr>
         <w:tabs>
-          <w:tab w:val="num" w:pos="5760"/>
+          <w:tab w:val="left" w:pos="5760"/>
         </w:tabs>
         <w:ind w:left="5760" w:hanging="360"/>
       </w:pPr>
     </w:lvl>
-    <w:lvl w:ilvl="8" w:tentative="1">
+    <w:lvl w:ilvl="8">
       <w:start w:val="1"/>
       <w:numFmt w:val="decimal"/>
       <w:lvlText w:val="%9."/>
       <w:lvlJc w:val="left"/>
       <w:pPr>
         <w:tabs>
-          <w:tab w:val="num" w:pos="6480"/>
+          <w:tab w:val="left" w:pos="6480"/>
         </w:tabs>
         <w:ind w:left="6480" w:hanging="360"/>
       </w:pPr>
     </w:lvl>
   </w:abstractNum>
-  <w:num w:numId="1" w16cid:durableId="117526625">
+  <w:num w:numId="1" w16cid:durableId="370959097">
     <w:abstractNumId w:val="1"/>
   </w:num>
-  <w:num w:numId="2" w16cid:durableId="492647960">
+  <w:num w:numId="2" w16cid:durableId="311519758">
     <w:abstractNumId w:val="0"/>
   </w:num>
-  <w:num w:numId="3" w16cid:durableId="1781026607">
+  <w:num w:numId="3" w16cid:durableId="2044017657">
     <w:abstractNumId w:val="2"/>
   </w:num>
 </w:numbering>
@@ -1421,18 +1393,10 @@
     <w:rPrDefault>
       <w:rPr>
         <w:rFonts w:asciiTheme="minorHAnsi" w:eastAsiaTheme="minorHAnsi" w:hAnsiTheme="minorHAnsi" w:cstheme="minorBidi"/>
-        <w:kern w:val="2"/>
-        <w:sz w:val="24"/>
-        <w:szCs w:val="24"/>
-        <w:lang w:val="en-IN" w:eastAsia="en-US" w:bidi="ar-SA"/>
-        <w14:ligatures w14:val="standardContextual"/>
+        <w:lang w:val="en-IN" w:eastAsia="en-IN" w:bidi="ar-SA"/>
       </w:rPr>
     </w:rPrDefault>
-    <w:pPrDefault>
-      <w:pPr>
-        <w:spacing w:after="160" w:line="278" w:lineRule="auto"/>
-      </w:pPr>
-    </w:pPrDefault>
+    <w:pPrDefault/>
   </w:docDefaults>
   <w:latentStyles w:defLockedState="0" w:defUIPriority="99" w:defSemiHidden="0" w:defUnhideWhenUsed="0" w:defQFormat="0" w:count="376">
     <w:lsdException w:name="Normal" w:uiPriority="0" w:qFormat="1"/>
@@ -1466,8 +1430,8 @@
     <w:lsdException w:name="Normal Indent" w:semiHidden="1" w:unhideWhenUsed="1"/>
     <w:lsdException w:name="footnote text" w:semiHidden="1" w:unhideWhenUsed="1"/>
     <w:lsdException w:name="annotation text" w:semiHidden="1" w:unhideWhenUsed="1"/>
-    <w:lsdException w:name="header" w:semiHidden="1" w:unhideWhenUsed="1"/>
-    <w:lsdException w:name="footer" w:semiHidden="1" w:unhideWhenUsed="1"/>
+    <w:lsdException w:name="header" w:unhideWhenUsed="1"/>
+    <w:lsdException w:name="footer" w:unhideWhenUsed="1" w:qFormat="1"/>
     <w:lsdException w:name="index heading" w:semiHidden="1" w:unhideWhenUsed="1"/>
     <w:lsdException w:name="caption" w:semiHidden="1" w:uiPriority="35" w:unhideWhenUsed="1" w:qFormat="1"/>
     <w:lsdException w:name="table of figures" w:semiHidden="1" w:unhideWhenUsed="1"/>
@@ -1500,7 +1464,7 @@
     <w:lsdException w:name="Title" w:uiPriority="10" w:qFormat="1"/>
     <w:lsdException w:name="Closing" w:semiHidden="1" w:unhideWhenUsed="1"/>
     <w:lsdException w:name="Signature" w:semiHidden="1" w:unhideWhenUsed="1"/>
-    <w:lsdException w:name="Default Paragraph Font" w:semiHidden="1" w:uiPriority="1" w:unhideWhenUsed="1"/>
+    <w:lsdException w:name="Default Paragraph Font" w:uiPriority="1" w:unhideWhenUsed="1" w:qFormat="1"/>
     <w:lsdException w:name="Body Text" w:semiHidden="1" w:unhideWhenUsed="1"/>
     <w:lsdException w:name="Body Text Indent" w:semiHidden="1" w:unhideWhenUsed="1"/>
     <w:lsdException w:name="List Continue" w:semiHidden="1" w:unhideWhenUsed="1"/>
@@ -1540,7 +1504,7 @@
     <w:lsdException w:name="HTML Sample" w:semiHidden="1" w:unhideWhenUsed="1"/>
     <w:lsdException w:name="HTML Typewriter" w:semiHidden="1" w:unhideWhenUsed="1"/>
     <w:lsdException w:name="HTML Variable" w:semiHidden="1" w:unhideWhenUsed="1"/>
-    <w:lsdException w:name="Normal Table" w:semiHidden="1" w:unhideWhenUsed="1"/>
+    <w:lsdException w:name="Normal Table" w:semiHidden="1" w:unhideWhenUsed="1" w:qFormat="1"/>
     <w:lsdException w:name="annotation subject" w:semiHidden="1" w:unhideWhenUsed="1"/>
     <w:lsdException w:name="No List" w:semiHidden="1" w:unhideWhenUsed="1"/>
     <w:lsdException w:name="Outline List 1" w:semiHidden="1" w:unhideWhenUsed="1"/>
@@ -1591,8 +1555,8 @@
     <w:lsdException w:name="Balloon Text" w:semiHidden="1" w:unhideWhenUsed="1"/>
     <w:lsdException w:name="Table Grid" w:uiPriority="39"/>
     <w:lsdException w:name="Table Theme" w:semiHidden="1" w:unhideWhenUsed="1"/>
-    <w:lsdException w:name="Placeholder Text" w:semiHidden="1"/>
-    <w:lsdException w:name="No Spacing" w:uiPriority="1" w:qFormat="1"/>
+    <w:lsdException w:name="Placeholder Text" w:semiHidden="1" w:unhideWhenUsed="1"/>
+    <w:lsdException w:name="No Spacing" w:semiHidden="1" w:unhideWhenUsed="1"/>
     <w:lsdException w:name="Light Shading" w:uiPriority="60"/>
     <w:lsdException w:name="Light List" w:uiPriority="61"/>
     <w:lsdException w:name="Light Grid" w:uiPriority="62"/>
@@ -1613,7 +1577,7 @@
     <w:lsdException w:name="Medium Shading 1 Accent 1" w:uiPriority="63"/>
     <w:lsdException w:name="Medium Shading 2 Accent 1" w:uiPriority="64"/>
     <w:lsdException w:name="Medium List 1 Accent 1" w:uiPriority="65"/>
-    <w:lsdException w:name="Revision" w:semiHidden="1"/>
+    <w:lsdException w:name="Revision" w:semiHidden="1" w:unhideWhenUsed="1"/>
     <w:lsdException w:name="List Paragraph" w:uiPriority="34" w:qFormat="1"/>
     <w:lsdException w:name="Quote" w:uiPriority="29" w:qFormat="1"/>
     <w:lsdException w:name="Intense Quote" w:uiPriority="30" w:qFormat="1"/>
@@ -1815,6 +1779,16 @@
   <w:style w:type="paragraph" w:default="1" w:styleId="Normal">
     <w:name w:val="Normal"/>
     <w:qFormat/>
+    <w:pPr>
+      <w:spacing w:after="160" w:line="278" w:lineRule="auto"/>
+    </w:pPr>
+    <w:rPr>
+      <w:kern w:val="2"/>
+      <w:sz w:val="24"/>
+      <w:szCs w:val="24"/>
+      <w:lang w:eastAsia="en-US"/>
+      <w14:ligatures w14:val="standardContextual"/>
+    </w:rPr>
   </w:style>
   <w:style w:type="paragraph" w:styleId="Heading1">
     <w:name w:val="heading 1"/>
@@ -1823,7 +1797,6 @@
     <w:link w:val="Heading1Char"/>
     <w:uiPriority w:val="9"/>
     <w:qFormat/>
-    <w:rsid w:val="00C92CA9"/>
     <w:pPr>
       <w:keepNext/>
       <w:keepLines/>
@@ -1846,7 +1819,6 @@
     <w:semiHidden/>
     <w:unhideWhenUsed/>
     <w:qFormat/>
-    <w:rsid w:val="00C92CA9"/>
     <w:pPr>
       <w:keepNext/>
       <w:keepLines/>
@@ -1869,7 +1841,6 @@
     <w:semiHidden/>
     <w:unhideWhenUsed/>
     <w:qFormat/>
-    <w:rsid w:val="00C92CA9"/>
     <w:pPr>
       <w:keepNext/>
       <w:keepLines/>
@@ -1892,7 +1863,6 @@
     <w:semiHidden/>
     <w:unhideWhenUsed/>
     <w:qFormat/>
-    <w:rsid w:val="00C92CA9"/>
     <w:pPr>
       <w:keepNext/>
       <w:keepLines/>
@@ -1915,7 +1885,6 @@
     <w:semiHidden/>
     <w:unhideWhenUsed/>
     <w:qFormat/>
-    <w:rsid w:val="00C92CA9"/>
     <w:pPr>
       <w:keepNext/>
       <w:keepLines/>
@@ -1936,7 +1905,6 @@
     <w:semiHidden/>
     <w:unhideWhenUsed/>
     <w:qFormat/>
-    <w:rsid w:val="00C92CA9"/>
     <w:pPr>
       <w:keepNext/>
       <w:keepLines/>
@@ -1959,7 +1927,6 @@
     <w:semiHidden/>
     <w:unhideWhenUsed/>
     <w:qFormat/>
-    <w:rsid w:val="00C92CA9"/>
     <w:pPr>
       <w:keepNext/>
       <w:keepLines/>
@@ -1980,7 +1947,6 @@
     <w:semiHidden/>
     <w:unhideWhenUsed/>
     <w:qFormat/>
-    <w:rsid w:val="00C92CA9"/>
     <w:pPr>
       <w:keepNext/>
       <w:keepLines/>
@@ -1991,7 +1957,7 @@
       <w:rFonts w:eastAsiaTheme="majorEastAsia" w:cstheme="majorBidi"/>
       <w:i/>
       <w:iCs/>
-      <w:color w:val="272727" w:themeColor="text1" w:themeTint="D8"/>
+      <w:color w:val="262626" w:themeColor="text1" w:themeTint="D9"/>
     </w:rPr>
   </w:style>
   <w:style w:type="paragraph" w:styleId="Heading9">
@@ -2003,7 +1969,6 @@
     <w:semiHidden/>
     <w:unhideWhenUsed/>
     <w:qFormat/>
-    <w:rsid w:val="00C92CA9"/>
     <w:pPr>
       <w:keepNext/>
       <w:keepLines/>
@@ -2012,12 +1977,13 @@
     </w:pPr>
     <w:rPr>
       <w:rFonts w:eastAsiaTheme="majorEastAsia" w:cstheme="majorBidi"/>
-      <w:color w:val="272727" w:themeColor="text1" w:themeTint="D8"/>
+      <w:color w:val="262626" w:themeColor="text1" w:themeTint="D9"/>
     </w:rPr>
   </w:style>
   <w:style w:type="character" w:default="1" w:styleId="DefaultParagraphFont">
     <w:name w:val="Default Paragraph Font"/>
     <w:uiPriority w:val="1"/>
+    <w:semiHidden/>
     <w:unhideWhenUsed/>
   </w:style>
   <w:style w:type="table" w:default="1" w:styleId="TableNormal">
@@ -2041,123 +2007,48 @@
     <w:semiHidden/>
     <w:unhideWhenUsed/>
   </w:style>
-  <w:style w:type="character" w:customStyle="1" w:styleId="Heading1Char">
-    <w:name w:val="Heading 1 Char"/>
-    <w:basedOn w:val="DefaultParagraphFont"/>
-    <w:link w:val="Heading1"/>
-    <w:uiPriority w:val="9"/>
-    <w:rsid w:val="00C92CA9"/>
-    <w:rPr>
-      <w:rFonts w:asciiTheme="majorHAnsi" w:eastAsiaTheme="majorEastAsia" w:hAnsiTheme="majorHAnsi" w:cstheme="majorBidi"/>
-      <w:color w:val="2F5496" w:themeColor="accent1" w:themeShade="BF"/>
-      <w:sz w:val="40"/>
-      <w:szCs w:val="40"/>
-    </w:rPr>
-  </w:style>
-  <w:style w:type="character" w:customStyle="1" w:styleId="Heading2Char">
-    <w:name w:val="Heading 2 Char"/>
-    <w:basedOn w:val="DefaultParagraphFont"/>
-    <w:link w:val="Heading2"/>
-    <w:uiPriority w:val="9"/>
-    <w:semiHidden/>
-    <w:rsid w:val="00C92CA9"/>
-    <w:rPr>
-      <w:rFonts w:asciiTheme="majorHAnsi" w:eastAsiaTheme="majorEastAsia" w:hAnsiTheme="majorHAnsi" w:cstheme="majorBidi"/>
-      <w:color w:val="2F5496" w:themeColor="accent1" w:themeShade="BF"/>
-      <w:sz w:val="32"/>
-      <w:szCs w:val="32"/>
-    </w:rPr>
-  </w:style>
-  <w:style w:type="character" w:customStyle="1" w:styleId="Heading3Char">
-    <w:name w:val="Heading 3 Char"/>
-    <w:basedOn w:val="DefaultParagraphFont"/>
-    <w:link w:val="Heading3"/>
-    <w:uiPriority w:val="9"/>
-    <w:semiHidden/>
-    <w:rsid w:val="00C92CA9"/>
+  <w:style w:type="paragraph" w:styleId="Footer">
+    <w:name w:val="footer"/>
+    <w:basedOn w:val="Normal"/>
+    <w:link w:val="FooterChar"/>
+    <w:uiPriority w:val="99"/>
+    <w:unhideWhenUsed/>
+    <w:qFormat/>
+    <w:pPr>
+      <w:tabs>
+        <w:tab w:val="center" w:pos="4513"/>
+        <w:tab w:val="right" w:pos="9026"/>
+      </w:tabs>
+      <w:spacing w:after="0" w:line="240" w:lineRule="auto"/>
+    </w:pPr>
+  </w:style>
+  <w:style w:type="paragraph" w:styleId="Header">
+    <w:name w:val="header"/>
+    <w:basedOn w:val="Normal"/>
+    <w:link w:val="HeaderChar"/>
+    <w:uiPriority w:val="99"/>
+    <w:unhideWhenUsed/>
+    <w:pPr>
+      <w:tabs>
+        <w:tab w:val="center" w:pos="4513"/>
+        <w:tab w:val="right" w:pos="9026"/>
+      </w:tabs>
+      <w:spacing w:after="0" w:line="240" w:lineRule="auto"/>
+    </w:pPr>
+  </w:style>
+  <w:style w:type="paragraph" w:styleId="Subtitle">
+    <w:name w:val="Subtitle"/>
+    <w:basedOn w:val="Normal"/>
+    <w:next w:val="Normal"/>
+    <w:link w:val="SubtitleChar"/>
+    <w:uiPriority w:val="11"/>
+    <w:qFormat/>
     <w:rPr>
       <w:rFonts w:eastAsiaTheme="majorEastAsia" w:cstheme="majorBidi"/>
-      <w:color w:val="2F5496" w:themeColor="accent1" w:themeShade="BF"/>
+      <w:color w:val="595959" w:themeColor="text1" w:themeTint="A6"/>
+      <w:spacing w:val="15"/>
       <w:sz w:val="28"/>
       <w:szCs w:val="28"/>
-    </w:rPr>
-  </w:style>
-  <w:style w:type="character" w:customStyle="1" w:styleId="Heading4Char">
-    <w:name w:val="Heading 4 Char"/>
-    <w:basedOn w:val="DefaultParagraphFont"/>
-    <w:link w:val="Heading4"/>
-    <w:uiPriority w:val="9"/>
-    <w:semiHidden/>
-    <w:rsid w:val="00C92CA9"/>
-    <w:rPr>
-      <w:rFonts w:eastAsiaTheme="majorEastAsia" w:cstheme="majorBidi"/>
-      <w:i/>
-      <w:iCs/>
-      <w:color w:val="2F5496" w:themeColor="accent1" w:themeShade="BF"/>
-    </w:rPr>
-  </w:style>
-  <w:style w:type="character" w:customStyle="1" w:styleId="Heading5Char">
-    <w:name w:val="Heading 5 Char"/>
-    <w:basedOn w:val="DefaultParagraphFont"/>
-    <w:link w:val="Heading5"/>
-    <w:uiPriority w:val="9"/>
-    <w:semiHidden/>
-    <w:rsid w:val="00C92CA9"/>
-    <w:rPr>
-      <w:rFonts w:eastAsiaTheme="majorEastAsia" w:cstheme="majorBidi"/>
-      <w:color w:val="2F5496" w:themeColor="accent1" w:themeShade="BF"/>
-    </w:rPr>
-  </w:style>
-  <w:style w:type="character" w:customStyle="1" w:styleId="Heading6Char">
-    <w:name w:val="Heading 6 Char"/>
-    <w:basedOn w:val="DefaultParagraphFont"/>
-    <w:link w:val="Heading6"/>
-    <w:uiPriority w:val="9"/>
-    <w:semiHidden/>
-    <w:rsid w:val="00C92CA9"/>
-    <w:rPr>
-      <w:rFonts w:eastAsiaTheme="majorEastAsia" w:cstheme="majorBidi"/>
-      <w:i/>
-      <w:iCs/>
-      <w:color w:val="595959" w:themeColor="text1" w:themeTint="A6"/>
-    </w:rPr>
-  </w:style>
-  <w:style w:type="character" w:customStyle="1" w:styleId="Heading7Char">
-    <w:name w:val="Heading 7 Char"/>
-    <w:basedOn w:val="DefaultParagraphFont"/>
-    <w:link w:val="Heading7"/>
-    <w:uiPriority w:val="9"/>
-    <w:semiHidden/>
-    <w:rsid w:val="00C92CA9"/>
-    <w:rPr>
-      <w:rFonts w:eastAsiaTheme="majorEastAsia" w:cstheme="majorBidi"/>
-      <w:color w:val="595959" w:themeColor="text1" w:themeTint="A6"/>
-    </w:rPr>
-  </w:style>
-  <w:style w:type="character" w:customStyle="1" w:styleId="Heading8Char">
-    <w:name w:val="Heading 8 Char"/>
-    <w:basedOn w:val="DefaultParagraphFont"/>
-    <w:link w:val="Heading8"/>
-    <w:uiPriority w:val="9"/>
-    <w:semiHidden/>
-    <w:rsid w:val="00C92CA9"/>
-    <w:rPr>
-      <w:rFonts w:eastAsiaTheme="majorEastAsia" w:cstheme="majorBidi"/>
-      <w:i/>
-      <w:iCs/>
-      <w:color w:val="272727" w:themeColor="text1" w:themeTint="D8"/>
-    </w:rPr>
-  </w:style>
-  <w:style w:type="character" w:customStyle="1" w:styleId="Heading9Char">
-    <w:name w:val="Heading 9 Char"/>
-    <w:basedOn w:val="DefaultParagraphFont"/>
-    <w:link w:val="Heading9"/>
-    <w:uiPriority w:val="9"/>
-    <w:semiHidden/>
-    <w:rsid w:val="00C92CA9"/>
-    <w:rPr>
-      <w:rFonts w:eastAsiaTheme="majorEastAsia" w:cstheme="majorBidi"/>
-      <w:color w:val="272727" w:themeColor="text1" w:themeTint="D8"/>
     </w:rPr>
   </w:style>
   <w:style w:type="paragraph" w:styleId="Title">
@@ -2167,7 +2058,6 @@
     <w:link w:val="TitleChar"/>
     <w:uiPriority w:val="10"/>
     <w:qFormat/>
-    <w:rsid w:val="00C92CA9"/>
     <w:pPr>
       <w:spacing w:after="80" w:line="240" w:lineRule="auto"/>
       <w:contextualSpacing/>
@@ -2180,12 +2070,126 @@
       <w:szCs w:val="56"/>
     </w:rPr>
   </w:style>
+  <w:style w:type="character" w:customStyle="1" w:styleId="Heading1Char">
+    <w:name w:val="Heading 1 Char"/>
+    <w:basedOn w:val="DefaultParagraphFont"/>
+    <w:link w:val="Heading1"/>
+    <w:uiPriority w:val="9"/>
+    <w:rPr>
+      <w:rFonts w:asciiTheme="majorHAnsi" w:eastAsiaTheme="majorEastAsia" w:hAnsiTheme="majorHAnsi" w:cstheme="majorBidi"/>
+      <w:color w:val="2F5496" w:themeColor="accent1" w:themeShade="BF"/>
+      <w:sz w:val="40"/>
+      <w:szCs w:val="40"/>
+    </w:rPr>
+  </w:style>
+  <w:style w:type="character" w:customStyle="1" w:styleId="Heading2Char">
+    <w:name w:val="Heading 2 Char"/>
+    <w:basedOn w:val="DefaultParagraphFont"/>
+    <w:link w:val="Heading2"/>
+    <w:uiPriority w:val="9"/>
+    <w:semiHidden/>
+    <w:qFormat/>
+    <w:rPr>
+      <w:rFonts w:asciiTheme="majorHAnsi" w:eastAsiaTheme="majorEastAsia" w:hAnsiTheme="majorHAnsi" w:cstheme="majorBidi"/>
+      <w:color w:val="2F5496" w:themeColor="accent1" w:themeShade="BF"/>
+      <w:sz w:val="32"/>
+      <w:szCs w:val="32"/>
+    </w:rPr>
+  </w:style>
+  <w:style w:type="character" w:customStyle="1" w:styleId="Heading3Char">
+    <w:name w:val="Heading 3 Char"/>
+    <w:basedOn w:val="DefaultParagraphFont"/>
+    <w:link w:val="Heading3"/>
+    <w:uiPriority w:val="9"/>
+    <w:semiHidden/>
+    <w:qFormat/>
+    <w:rPr>
+      <w:rFonts w:eastAsiaTheme="majorEastAsia" w:cstheme="majorBidi"/>
+      <w:color w:val="2F5496" w:themeColor="accent1" w:themeShade="BF"/>
+      <w:sz w:val="28"/>
+      <w:szCs w:val="28"/>
+    </w:rPr>
+  </w:style>
+  <w:style w:type="character" w:customStyle="1" w:styleId="Heading4Char">
+    <w:name w:val="Heading 4 Char"/>
+    <w:basedOn w:val="DefaultParagraphFont"/>
+    <w:link w:val="Heading4"/>
+    <w:uiPriority w:val="9"/>
+    <w:semiHidden/>
+    <w:qFormat/>
+    <w:rPr>
+      <w:rFonts w:eastAsiaTheme="majorEastAsia" w:cstheme="majorBidi"/>
+      <w:i/>
+      <w:iCs/>
+      <w:color w:val="2F5496" w:themeColor="accent1" w:themeShade="BF"/>
+    </w:rPr>
+  </w:style>
+  <w:style w:type="character" w:customStyle="1" w:styleId="Heading5Char">
+    <w:name w:val="Heading 5 Char"/>
+    <w:basedOn w:val="DefaultParagraphFont"/>
+    <w:link w:val="Heading5"/>
+    <w:uiPriority w:val="9"/>
+    <w:semiHidden/>
+    <w:rPr>
+      <w:rFonts w:eastAsiaTheme="majorEastAsia" w:cstheme="majorBidi"/>
+      <w:color w:val="2F5496" w:themeColor="accent1" w:themeShade="BF"/>
+    </w:rPr>
+  </w:style>
+  <w:style w:type="character" w:customStyle="1" w:styleId="Heading6Char">
+    <w:name w:val="Heading 6 Char"/>
+    <w:basedOn w:val="DefaultParagraphFont"/>
+    <w:link w:val="Heading6"/>
+    <w:uiPriority w:val="9"/>
+    <w:semiHidden/>
+    <w:qFormat/>
+    <w:rPr>
+      <w:rFonts w:eastAsiaTheme="majorEastAsia" w:cstheme="majorBidi"/>
+      <w:i/>
+      <w:iCs/>
+      <w:color w:val="595959" w:themeColor="text1" w:themeTint="A6"/>
+    </w:rPr>
+  </w:style>
+  <w:style w:type="character" w:customStyle="1" w:styleId="Heading7Char">
+    <w:name w:val="Heading 7 Char"/>
+    <w:basedOn w:val="DefaultParagraphFont"/>
+    <w:link w:val="Heading7"/>
+    <w:uiPriority w:val="9"/>
+    <w:semiHidden/>
+    <w:qFormat/>
+    <w:rPr>
+      <w:rFonts w:eastAsiaTheme="majorEastAsia" w:cstheme="majorBidi"/>
+      <w:color w:val="595959" w:themeColor="text1" w:themeTint="A6"/>
+    </w:rPr>
+  </w:style>
+  <w:style w:type="character" w:customStyle="1" w:styleId="Heading8Char">
+    <w:name w:val="Heading 8 Char"/>
+    <w:basedOn w:val="DefaultParagraphFont"/>
+    <w:link w:val="Heading8"/>
+    <w:uiPriority w:val="9"/>
+    <w:semiHidden/>
+    <w:rPr>
+      <w:rFonts w:eastAsiaTheme="majorEastAsia" w:cstheme="majorBidi"/>
+      <w:i/>
+      <w:iCs/>
+      <w:color w:val="262626" w:themeColor="text1" w:themeTint="D9"/>
+    </w:rPr>
+  </w:style>
+  <w:style w:type="character" w:customStyle="1" w:styleId="Heading9Char">
+    <w:name w:val="Heading 9 Char"/>
+    <w:basedOn w:val="DefaultParagraphFont"/>
+    <w:link w:val="Heading9"/>
+    <w:uiPriority w:val="9"/>
+    <w:semiHidden/>
+    <w:rPr>
+      <w:rFonts w:eastAsiaTheme="majorEastAsia" w:cstheme="majorBidi"/>
+      <w:color w:val="262626" w:themeColor="text1" w:themeTint="D9"/>
+    </w:rPr>
+  </w:style>
   <w:style w:type="character" w:customStyle="1" w:styleId="TitleChar">
     <w:name w:val="Title Char"/>
     <w:basedOn w:val="DefaultParagraphFont"/>
     <w:link w:val="Title"/>
     <w:uiPriority w:val="10"/>
-    <w:rsid w:val="00C92CA9"/>
     <w:rPr>
       <w:rFonts w:asciiTheme="majorHAnsi" w:eastAsiaTheme="majorEastAsia" w:hAnsiTheme="majorHAnsi" w:cstheme="majorBidi"/>
       <w:spacing w:val="-10"/>
@@ -2194,33 +2198,11 @@
       <w:szCs w:val="56"/>
     </w:rPr>
   </w:style>
-  <w:style w:type="paragraph" w:styleId="Subtitle">
-    <w:name w:val="Subtitle"/>
-    <w:basedOn w:val="Normal"/>
-    <w:next w:val="Normal"/>
-    <w:link w:val="SubtitleChar"/>
-    <w:uiPriority w:val="11"/>
-    <w:qFormat/>
-    <w:rsid w:val="00C92CA9"/>
-    <w:pPr>
-      <w:numPr>
-        <w:ilvl w:val="1"/>
-      </w:numPr>
-    </w:pPr>
-    <w:rPr>
-      <w:rFonts w:eastAsiaTheme="majorEastAsia" w:cstheme="majorBidi"/>
-      <w:color w:val="595959" w:themeColor="text1" w:themeTint="A6"/>
-      <w:spacing w:val="15"/>
-      <w:sz w:val="28"/>
-      <w:szCs w:val="28"/>
-    </w:rPr>
-  </w:style>
   <w:style w:type="character" w:customStyle="1" w:styleId="SubtitleChar">
     <w:name w:val="Subtitle Char"/>
     <w:basedOn w:val="DefaultParagraphFont"/>
     <w:link w:val="Subtitle"/>
     <w:uiPriority w:val="11"/>
-    <w:rsid w:val="00C92CA9"/>
     <w:rPr>
       <w:rFonts w:eastAsiaTheme="majorEastAsia" w:cstheme="majorBidi"/>
       <w:color w:val="595959" w:themeColor="text1" w:themeTint="A6"/>
@@ -2236,7 +2218,6 @@
     <w:link w:val="QuoteChar"/>
     <w:uiPriority w:val="29"/>
     <w:qFormat/>
-    <w:rsid w:val="00C92CA9"/>
     <w:pPr>
       <w:spacing w:before="160"/>
       <w:jc w:val="center"/>
@@ -2252,7 +2233,7 @@
     <w:basedOn w:val="DefaultParagraphFont"/>
     <w:link w:val="Quote"/>
     <w:uiPriority w:val="29"/>
-    <w:rsid w:val="00C92CA9"/>
+    <w:qFormat/>
     <w:rPr>
       <w:i/>
       <w:iCs/>
@@ -2264,18 +2245,16 @@
     <w:basedOn w:val="Normal"/>
     <w:uiPriority w:val="34"/>
     <w:qFormat/>
-    <w:rsid w:val="00C92CA9"/>
     <w:pPr>
       <w:ind w:left="720"/>
       <w:contextualSpacing/>
     </w:pPr>
   </w:style>
-  <w:style w:type="character" w:styleId="IntenseEmphasis">
-    <w:name w:val="Intense Emphasis"/>
+  <w:style w:type="character" w:customStyle="1" w:styleId="IntenseEmphasis1">
+    <w:name w:val="Intense Emphasis1"/>
     <w:basedOn w:val="DefaultParagraphFont"/>
     <w:uiPriority w:val="21"/>
     <w:qFormat/>
-    <w:rsid w:val="00C92CA9"/>
     <w:rPr>
       <w:i/>
       <w:iCs/>
@@ -2289,7 +2268,6 @@
     <w:link w:val="IntenseQuoteChar"/>
     <w:uiPriority w:val="30"/>
     <w:qFormat/>
-    <w:rsid w:val="00C92CA9"/>
     <w:pPr>
       <w:pBdr>
         <w:top w:val="single" w:sz="4" w:space="10" w:color="2F5496" w:themeColor="accent1" w:themeShade="BF"/>
@@ -2310,19 +2288,17 @@
     <w:basedOn w:val="DefaultParagraphFont"/>
     <w:link w:val="IntenseQuote"/>
     <w:uiPriority w:val="30"/>
-    <w:rsid w:val="00C92CA9"/>
     <w:rPr>
       <w:i/>
       <w:iCs/>
       <w:color w:val="2F5496" w:themeColor="accent1" w:themeShade="BF"/>
     </w:rPr>
   </w:style>
-  <w:style w:type="character" w:styleId="IntenseReference">
-    <w:name w:val="Intense Reference"/>
+  <w:style w:type="character" w:customStyle="1" w:styleId="IntenseReference1">
+    <w:name w:val="Intense Reference1"/>
     <w:basedOn w:val="DefaultParagraphFont"/>
     <w:uiPriority w:val="32"/>
     <w:qFormat/>
-    <w:rsid w:val="00C92CA9"/>
     <w:rPr>
       <w:b/>
       <w:bCs/>
@@ -2331,49 +2307,17 @@
       <w:spacing w:val="5"/>
     </w:rPr>
   </w:style>
-  <w:style w:type="paragraph" w:styleId="Header">
-    <w:name w:val="header"/>
-    <w:basedOn w:val="Normal"/>
-    <w:link w:val="HeaderChar"/>
-    <w:uiPriority w:val="99"/>
-    <w:unhideWhenUsed/>
-    <w:rsid w:val="00C92CA9"/>
-    <w:pPr>
-      <w:tabs>
-        <w:tab w:val="center" w:pos="4513"/>
-        <w:tab w:val="right" w:pos="9026"/>
-      </w:tabs>
-      <w:spacing w:after="0" w:line="240" w:lineRule="auto"/>
-    </w:pPr>
-  </w:style>
   <w:style w:type="character" w:customStyle="1" w:styleId="HeaderChar">
     <w:name w:val="Header Char"/>
     <w:basedOn w:val="DefaultParagraphFont"/>
     <w:link w:val="Header"/>
     <w:uiPriority w:val="99"/>
-    <w:rsid w:val="00C92CA9"/>
-  </w:style>
-  <w:style w:type="paragraph" w:styleId="Footer">
-    <w:name w:val="footer"/>
-    <w:basedOn w:val="Normal"/>
-    <w:link w:val="FooterChar"/>
-    <w:uiPriority w:val="99"/>
-    <w:unhideWhenUsed/>
-    <w:rsid w:val="00C92CA9"/>
-    <w:pPr>
-      <w:tabs>
-        <w:tab w:val="center" w:pos="4513"/>
-        <w:tab w:val="right" w:pos="9026"/>
-      </w:tabs>
-      <w:spacing w:after="0" w:line="240" w:lineRule="auto"/>
-    </w:pPr>
   </w:style>
   <w:style w:type="character" w:customStyle="1" w:styleId="FooterChar">
     <w:name w:val="Footer Char"/>
     <w:basedOn w:val="DefaultParagraphFont"/>
     <w:link w:val="Footer"/>
     <w:uiPriority w:val="99"/>
-    <w:rsid w:val="00C92CA9"/>
   </w:style>
 </w:styles>
 </file>
@@ -2421,7 +2365,7 @@
     </a:clrScheme>
     <a:fontScheme name="Office">
       <a:majorFont>
-        <a:latin typeface="Calibri Light" panose="020F0302020204030204"/>
+        <a:latin typeface="Calibri Light"/>
         <a:ea typeface=""/>
         <a:cs typeface=""/>
         <a:font script="Jpan" typeface="游ゴシック Light"/>
@@ -2454,26 +2398,9 @@
         <a:font script="Viet" typeface="Times New Roman"/>
         <a:font script="Uigh" typeface="Microsoft Uighur"/>
         <a:font script="Geor" typeface="Sylfaen"/>
-        <a:font script="Armn" typeface="Arial"/>
-        <a:font script="Bugi" typeface="Leelawadee UI"/>
-        <a:font script="Bopo" typeface="Microsoft JhengHei"/>
-        <a:font script="Java" typeface="Javanese Text"/>
-        <a:font script="Lisu" typeface="Segoe UI"/>
-        <a:font script="Mymr" typeface="Myanmar Text"/>
-        <a:font script="Nkoo" typeface="Ebrima"/>
-        <a:font script="Olck" typeface="Nirmala UI"/>
-        <a:font script="Osma" typeface="Ebrima"/>
-        <a:font script="Phag" typeface="Phagspa"/>
-        <a:font script="Syrn" typeface="Estrangelo Edessa"/>
-        <a:font script="Syrj" typeface="Estrangelo Edessa"/>
-        <a:font script="Syre" typeface="Estrangelo Edessa"/>
-        <a:font script="Sora" typeface="Nirmala UI"/>
-        <a:font script="Tale" typeface="Microsoft Tai Le"/>
-        <a:font script="Talu" typeface="Microsoft New Tai Lue"/>
-        <a:font script="Tfng" typeface="Ebrima"/>
       </a:majorFont>
       <a:minorFont>
-        <a:latin typeface="Calibri" panose="020F0502020204030204"/>
+        <a:latin typeface="Calibri"/>
         <a:ea typeface=""/>
         <a:cs typeface=""/>
         <a:font script="Jpan" typeface="游明朝"/>
@@ -2506,23 +2433,6 @@
         <a:font script="Viet" typeface="Arial"/>
         <a:font script="Uigh" typeface="Microsoft Uighur"/>
         <a:font script="Geor" typeface="Sylfaen"/>
-        <a:font script="Armn" typeface="Arial"/>
-        <a:font script="Bugi" typeface="Leelawadee UI"/>
-        <a:font script="Bopo" typeface="Microsoft JhengHei"/>
-        <a:font script="Java" typeface="Javanese Text"/>
-        <a:font script="Lisu" typeface="Segoe UI"/>
-        <a:font script="Mymr" typeface="Myanmar Text"/>
-        <a:font script="Nkoo" typeface="Ebrima"/>
-        <a:font script="Olck" typeface="Nirmala UI"/>
-        <a:font script="Osma" typeface="Ebrima"/>
-        <a:font script="Phag" typeface="Phagspa"/>
-        <a:font script="Syrn" typeface="Estrangelo Edessa"/>
-        <a:font script="Syrj" typeface="Estrangelo Edessa"/>
-        <a:font script="Syre" typeface="Estrangelo Edessa"/>
-        <a:font script="Sora" typeface="Nirmala UI"/>
-        <a:font script="Tale" typeface="Microsoft Tai Le"/>
-        <a:font script="Talu" typeface="Microsoft New Tai Lue"/>
-        <a:font script="Tfng" typeface="Ebrima"/>
       </a:minorFont>
     </a:fontScheme>
     <a:fmtScheme name="Office">
@@ -2665,10 +2575,5 @@
   </a:themeElements>
   <a:objectDefaults/>
   <a:extraClrSchemeLst/>
-  <a:extLst>
-    <a:ext uri="{05A4C25C-085E-4340-85A3-A5531E510DB2}">
-      <thm15:themeFamily xmlns:thm15="http://schemas.microsoft.com/office/thememl/2012/main" name="Office Theme" id="{62F939B6-93AF-4DB8-9C6B-D6C7DFDC589F}" vid="{4A3C46E8-61CC-4603-A589-7422A47A8E4A}"/>
-    </a:ext>
-  </a:extLst>
 </a:theme>
 </file>